--- a/progSpros_back/templates/Шаблон Пояснительная записка Заголовок.docx
+++ b/progSpros_back/templates/Шаблон Пояснительная записка Заголовок.docx
@@ -14,7 +14,7 @@
         <w:spacing w:lineRule="auto" w:line="240" w:before="60" w:after="0"/>
         <w:jc w:val="center"/>
         <w:rPr>
-          <w:rFonts w:ascii="Calibri" w:hAnsi="Calibri" w:eastAsia="Calibri" w:cs="Arial" w:asciiTheme="minorHAnsi" w:cstheme="minorBidi" w:eastAsiaTheme="minorHAnsi" w:hAnsiTheme="minorHAnsi"/>
+          <w:rFonts w:ascii="Arial" w:hAnsi="Arial" w:eastAsia="Arial" w:cs="DejaVu Sans" w:asciiTheme="minorHAnsi" w:cstheme="minorBidi" w:eastAsiaTheme="minorHAnsi" w:hAnsiTheme="minorHAnsi"/>
           <w:highlight w:val="none"/>
           <w:shd w:fill="auto" w:val="clear"/>
         </w:rPr>
@@ -45,7 +45,7 @@
         <w:spacing w:lineRule="auto" w:line="240" w:before="60" w:after="0"/>
         <w:jc w:val="center"/>
         <w:rPr>
-          <w:rFonts w:ascii="Calibri" w:hAnsi="Calibri" w:eastAsia="Calibri" w:cs="Arial" w:asciiTheme="minorHAnsi" w:cstheme="minorBidi" w:eastAsiaTheme="minorHAnsi" w:hAnsiTheme="minorHAnsi"/>
+          <w:rFonts w:ascii="Arial" w:hAnsi="Arial" w:eastAsia="Arial" w:cs="DejaVu Sans" w:asciiTheme="minorHAnsi" w:cstheme="minorBidi" w:eastAsiaTheme="minorHAnsi" w:hAnsiTheme="minorHAnsi"/>
           <w:highlight w:val="none"/>
           <w:shd w:fill="auto" w:val="clear"/>
         </w:rPr>
@@ -76,7 +76,7 @@
         <w:spacing w:lineRule="auto" w:line="240" w:before="60" w:after="0"/>
         <w:jc w:val="center"/>
         <w:rPr>
-          <w:rFonts w:ascii="Calibri" w:hAnsi="Calibri" w:eastAsia="Calibri" w:cs="Arial" w:asciiTheme="minorHAnsi" w:cstheme="minorBidi" w:eastAsiaTheme="minorHAnsi" w:hAnsiTheme="minorHAnsi"/>
+          <w:rFonts w:ascii="Arial" w:hAnsi="Arial" w:eastAsia="Arial" w:cs="DejaVu Sans" w:asciiTheme="minorHAnsi" w:cstheme="minorBidi" w:eastAsiaTheme="minorHAnsi" w:hAnsiTheme="minorHAnsi"/>
           <w:highlight w:val="none"/>
           <w:shd w:fill="auto" w:val="clear"/>
         </w:rPr>
@@ -93,20 +93,6 @@
           <w:lang w:val="ru-RU" w:eastAsia="en-US" w:bidi="ar-SA"/>
         </w:rPr>
         <w:t xml:space="preserve">категории %industry_name% </w:t>
-      </w:r>
-      <w:r>
-        <w:rPr>
-          <w:rFonts w:eastAsia="Times New Roman" w:cs="Times New Roman" w:ascii="Times New Roman" w:hAnsi="Times New Roman"/>
-          <w:b/>
-          <w:bCs/>
-          <w:color w:themeColor="background1" w:themeShade="80" w:val="808080"/>
-          <w:kern w:val="0"/>
-          <w:sz w:val="28"/>
-          <w:szCs w:val="28"/>
-          <w:shd w:fill="auto" w:val="clear"/>
-          <w:lang w:val="ru-RU" w:eastAsia="en-US" w:bidi="ar-SA"/>
-        </w:rPr>
-        <w:t xml:space="preserve"> </w:t>
       </w:r>
       <w:r>
         <w:rPr>
@@ -156,6 +142,7 @@
       <w:pgNumType w:fmt="decimal"/>
       <w:formProt w:val="false"/>
       <w:textDirection w:val="lrTb"/>
+      <w:docGrid w:type="default" w:linePitch="100" w:charSpace="0"/>
     </w:sectPr>
   </w:body>
 </w:document>
@@ -175,7 +162,6 @@
     </w:rPrDefault>
     <w:pPrDefault>
       <w:pPr>
-        <w:widowControl/>
         <w:suppressAutoHyphens w:val="true"/>
       </w:pPr>
     </w:pPrDefault>
@@ -185,7 +171,10 @@
     <w:qFormat/>
     <w:pPr>
       <w:widowControl/>
+      <w:suppressAutoHyphens w:val="true"/>
       <w:bidi w:val="0"/>
+      <w:spacing w:before="0" w:after="0"/>
+      <w:jc w:val="start"/>
     </w:pPr>
     <w:rPr>
       <w:rFonts w:ascii="Liberation Serif" w:hAnsi="Liberation Serif" w:eastAsia="Noto Serif CJK SC" w:cs="FreeSans"/>

--- a/progSpros_back/templates/Шаблон Пояснительная записка Заголовок.docx
+++ b/progSpros_back/templates/Шаблон Пояснительная записка Заголовок.docx
@@ -92,20 +92,7 @@
           <w:shd w:fill="auto" w:val="clear"/>
           <w:lang w:val="ru-RU" w:eastAsia="en-US" w:bidi="ar-SA"/>
         </w:rPr>
-        <w:t xml:space="preserve">категории %industry_name% </w:t>
-      </w:r>
-      <w:r>
-        <w:rPr>
-          <w:rFonts w:eastAsia="Times New Roman" w:cs="Times New Roman" w:ascii="Times New Roman" w:hAnsi="Times New Roman"/>
-          <w:b/>
-          <w:bCs/>
-          <w:kern w:val="0"/>
-          <w:sz w:val="28"/>
-          <w:szCs w:val="28"/>
-          <w:shd w:fill="auto" w:val="clear"/>
-          <w:lang w:val="ru-RU" w:eastAsia="en-US" w:bidi="ar-SA"/>
-        </w:rPr>
-        <w:t>в %year_start%-%year_end%</w:t>
+        <w:t>%industry_name% в %year_start%-%year_end%</w:t>
       </w:r>
       <w:r>
         <w:rPr>
